--- a/Knowledge/3-Work knowledge/1-Software Engineering/1-Fundamentals/5-My Source/3-Network/9-Server/1-Types of Servers/1-Types of Servers (by Deployment)/1-Server Form Factors/3-Tower Server.docx
+++ b/Knowledge/3-Work knowledge/1-Software Engineering/1-Fundamentals/5-My Source/3-Network/9-Server/1-Types of Servers/1-Types of Servers (by Deployment)/1-Server Form Factors/3-Tower Server.docx
@@ -1700,17 +1700,124 @@
       <w:r>
         <w:rPr>
           <w:b/>
-          <w:bCs/>
-          <w:sz w:val="18"/>
-          <w:szCs w:val="18"/>
-          <w:highlight w:val="lightGray"/>
-        </w:rPr>
-        <w:t># Source: ScreenShots</w:t>
-      </w:r>
-      <w:r>
-        <w:rPr>
-          <w:sz w:val="18"/>
-          <w:szCs w:val="18"/>
+          <w:sz w:val="18"/>
+          <w:highlight w:val="lightGray"/>
+        </w:rPr>
+        <w:t xml:space="preserve"># Source: </w:t>
+      </w:r>
+      <w:r>
+        <w:rPr>
+          <w:rFonts w:ascii="Arial" w:hAnsi="Arial" w:eastAsia="Arial" w:cs="Arial"/>
+          <w:b/>
+          <w:i w:val="0"/>
+          <w:color w:val="000000"/>
+          <w:sz w:val="18"/>
+          <w:highlight w:val="lightGray"/>
+        </w:rPr>
+        <w:t>S</w:t>
+      </w:r>
+      <w:r>
+        <w:rPr>
+          <w:rFonts w:ascii="Arial" w:hAnsi="Arial" w:eastAsia="Arial" w:cs="Arial"/>
+          <w:b/>
+          <w:i w:val="0"/>
+          <w:color w:val="000000"/>
+          <w:sz w:val="18"/>
+          <w:highlight w:val="lightGray"/>
+        </w:rPr>
+        <w:t>c</w:t>
+      </w:r>
+      <w:r>
+        <w:rPr>
+          <w:rFonts w:ascii="Arial" w:hAnsi="Arial" w:eastAsia="Arial" w:cs="Arial"/>
+          <w:b/>
+          <w:i w:val="0"/>
+          <w:color w:val="000000"/>
+          <w:sz w:val="18"/>
+          <w:highlight w:val="lightGray"/>
+        </w:rPr>
+        <w:t>r</w:t>
+      </w:r>
+      <w:r>
+        <w:rPr>
+          <w:rFonts w:ascii="Arial" w:hAnsi="Arial" w:eastAsia="Arial" w:cs="Arial"/>
+          <w:b/>
+          <w:i w:val="0"/>
+          <w:color w:val="000000"/>
+          <w:sz w:val="18"/>
+          <w:highlight w:val="lightGray"/>
+        </w:rPr>
+        <w:t>e</w:t>
+      </w:r>
+      <w:r>
+        <w:rPr>
+          <w:rFonts w:ascii="Arial" w:hAnsi="Arial" w:eastAsia="Arial" w:cs="Arial"/>
+          <w:b/>
+          <w:i w:val="0"/>
+          <w:color w:val="000000"/>
+          <w:sz w:val="18"/>
+          <w:highlight w:val="lightGray"/>
+        </w:rPr>
+        <w:t>e</w:t>
+      </w:r>
+      <w:r>
+        <w:rPr>
+          <w:rFonts w:ascii="Arial" w:hAnsi="Arial" w:eastAsia="Arial" w:cs="Arial"/>
+          <w:b/>
+          <w:i w:val="0"/>
+          <w:color w:val="000000"/>
+          <w:sz w:val="18"/>
+          <w:highlight w:val="lightGray"/>
+        </w:rPr>
+        <w:t>n</w:t>
+      </w:r>
+      <w:r>
+        <w:rPr>
+          <w:rFonts w:ascii="Arial" w:hAnsi="Arial" w:eastAsia="Arial" w:cs="Arial"/>
+          <w:b/>
+          <w:i w:val="0"/>
+          <w:color w:val="000000"/>
+          <w:sz w:val="18"/>
+          <w:highlight w:val="lightGray"/>
+        </w:rPr>
+        <w:t>S</w:t>
+      </w:r>
+      <w:r>
+        <w:rPr>
+          <w:rFonts w:ascii="Arial" w:hAnsi="Arial" w:eastAsia="Arial" w:cs="Arial"/>
+          <w:b/>
+          <w:i w:val="0"/>
+          <w:color w:val="000000"/>
+          <w:sz w:val="18"/>
+          <w:highlight w:val="lightGray"/>
+        </w:rPr>
+        <w:t>h</w:t>
+      </w:r>
+      <w:r>
+        <w:rPr>
+          <w:rFonts w:ascii="Arial" w:hAnsi="Arial" w:eastAsia="Arial" w:cs="Arial"/>
+          <w:b/>
+          <w:i w:val="0"/>
+          <w:color w:val="000000"/>
+          <w:sz w:val="18"/>
+          <w:highlight w:val="lightGray"/>
+        </w:rPr>
+        <w:t>o</w:t>
+      </w:r>
+      <w:r>
+        <w:rPr>
+          <w:rFonts w:ascii="Arial" w:hAnsi="Arial" w:eastAsia="Arial" w:cs="Arial"/>
+          <w:b/>
+          <w:i w:val="0"/>
+          <w:color w:val="000000"/>
+          <w:sz w:val="18"/>
+          <w:highlight w:val="lightGray"/>
+        </w:rPr>
+        <w:t>t</w:t>
+      </w:r>
+      <w:r>
+        <w:rPr>
+          <w:sz w:val="18"/>
           <w:highlight w:val="lightGray"/>
         </w:rPr>
         <w:t xml:space="preserve"> </w:t>
@@ -1718,9 +1825,7 @@
       <w:r>
         <w:rPr>
           <w:b/>
-          <w:bCs/>
-          <w:sz w:val="18"/>
-          <w:szCs w:val="18"/>
+          <w:sz w:val="18"/>
           <w:highlight w:val="lightGray"/>
         </w:rPr>
         <w:t>Source</w:t>
@@ -1728,7 +1833,6 @@
       <w:r>
         <w:rPr>
           <w:sz w:val="18"/>
-          <w:szCs w:val="18"/>
           <w:highlight w:val="lightGray"/>
         </w:rPr>
         <w:t xml:space="preserve">: </w:t>
@@ -1736,9 +1840,7 @@
       <w:r>
         <w:rPr>
           <w:b/>
-          <w:bCs/>
-          <w:sz w:val="18"/>
-          <w:szCs w:val="18"/>
+          <w:sz w:val="18"/>
           <w:highlight w:val="lightGray"/>
         </w:rPr>
         <w:t>Provided by:</w:t>
@@ -1746,7 +1848,6 @@
       <w:r>
         <w:rPr>
           <w:sz w:val="18"/>
-          <w:szCs w:val="18"/>
           <w:highlight w:val="lightGray"/>
         </w:rPr>
         <w:t xml:space="preserve"> [Persons Table -&gt; ID Column: 1, Name_En Column: Motasem Essam] -&gt; </w:t>
@@ -1754,9 +1855,7 @@
       <w:r>
         <w:rPr>
           <w:b/>
-          <w:bCs/>
-          <w:sz w:val="18"/>
-          <w:szCs w:val="18"/>
+          <w:sz w:val="18"/>
           <w:highlight w:val="lightGray"/>
         </w:rPr>
         <w:t>Tool:</w:t>
@@ -1764,7 +1863,6 @@
       <w:r>
         <w:rPr>
           <w:sz w:val="18"/>
-          <w:szCs w:val="18"/>
           <w:highlight w:val="lightGray"/>
         </w:rPr>
         <w:t xml:space="preserve"> [Lightshot Program] -&gt; </w:t>
@@ -1772,9 +1870,7 @@
       <w:r>
         <w:rPr>
           <w:b/>
-          <w:bCs/>
-          <w:sz w:val="18"/>
-          <w:szCs w:val="18"/>
+          <w:sz w:val="18"/>
           <w:highlight w:val="lightGray"/>
         </w:rPr>
         <w:t xml:space="preserve">From </w:t>
@@ -1782,7 +1878,6 @@
       <w:r>
         <w:rPr>
           <w:sz w:val="18"/>
-          <w:szCs w:val="18"/>
           <w:highlight w:val="lightGray"/>
         </w:rPr>
         <w:t xml:space="preserve">[Site: Google Search: Images: </w:t>
@@ -1790,7 +1885,6 @@
       <w:r>
         <w:rPr>
           <w:sz w:val="18"/>
-          <w:szCs w:val="18"/>
           <w:highlight w:val="lightGray"/>
         </w:rPr>
         <w:t>Tower</w:t>
@@ -1798,7 +1892,6 @@
       <w:r>
         <w:rPr>
           <w:sz w:val="18"/>
-          <w:szCs w:val="18"/>
           <w:highlight w:val="lightGray"/>
         </w:rPr>
         <w:t xml:space="preserve"> </w:t>
@@ -1806,7 +1899,6 @@
       <w:r>
         <w:rPr>
           <w:sz w:val="18"/>
-          <w:szCs w:val="18"/>
           <w:highlight w:val="lightGray"/>
         </w:rPr>
         <w:t>S</w:t>
@@ -1814,7 +1906,6 @@
       <w:r>
         <w:rPr>
           <w:sz w:val="18"/>
-          <w:szCs w:val="18"/>
           <w:highlight w:val="lightGray"/>
         </w:rPr>
         <w:t>erver</w:t>
@@ -1822,7 +1913,6 @@
       <w:r>
         <w:rPr>
           <w:sz w:val="18"/>
-          <w:szCs w:val="18"/>
           <w:highlight w:val="lightGray"/>
         </w:rPr>
         <w:t xml:space="preserve">] </w:t>
@@ -1830,9 +1920,7 @@
       <w:r>
         <w:rPr>
           <w:b/>
-          <w:bCs/>
-          <w:sz w:val="18"/>
-          <w:szCs w:val="18"/>
+          <w:sz w:val="18"/>
           <w:highlight w:val="lightGray"/>
         </w:rPr>
         <w:t>on</w:t>
@@ -1840,7 +1928,6 @@
       <w:r>
         <w:rPr>
           <w:sz w:val="18"/>
-          <w:szCs w:val="18"/>
           <w:highlight w:val="lightGray"/>
         </w:rPr>
         <w:t xml:space="preserve"> [</w:t>
@@ -1855,7 +1942,6 @@
       <w:r>
         <w:rPr>
           <w:sz w:val="18"/>
-          <w:szCs w:val="18"/>
           <w:highlight w:val="lightGray"/>
         </w:rPr>
         <w:t>]</w:t>
